--- a/연구일지/2026-04-11_연구일지.docx
+++ b/연구일지/2026-04-11_연구일지.docx
@@ -377,7 +377,6 @@
         <w:gridCol w:w="100"/>
         <w:gridCol w:w="100"/>
         <w:gridCol w:w="100"/>
-        <w:gridCol w:w="100"/>
       </w:tblGrid>
       <w:tr>
         <w:trPr>
@@ -393,7 +392,7 @@
                 <w:b/>
                 <w:bCs/>
               </w:rPr>
-              <w:t xml:space="preserve">커밋</w:t>
+              <w:t xml:space="preserve">커밋 해시</w:t>
             </w:r>
           </w:p>
         </w:tc>
@@ -421,20 +420,6 @@
                 <w:b/>
                 <w:bCs/>
               </w:rPr>
-              <w:t xml:space="preserve">커밋 메시지</w:t>
-            </w:r>
-          </w:p>
-        </w:tc>
-        <w:tc>
-          <w:tcPr>
-            <w:shd w:fill="E7E6E6" w:color="auto" w:val="clear"/>
-          </w:tcPr>
-          <w:p>
-            <w:r>
-              <w:rPr>
-                <w:b/>
-                <w:bCs/>
-              </w:rPr>
               <w:t xml:space="preserve">변경 통계</w:t>
             </w:r>
           </w:p>
@@ -458,13 +443,6 @@
         <w:tc>
           <w:p>
             <w:r>
-              <w:t xml:space="preserve">ㅈㄴ힘들다</w:t>
-            </w:r>
-          </w:p>
-        </w:tc>
-        <w:tc>
-          <w:p>
-            <w:r>
               <w:t xml:space="preserve">16 files changed, 2555 insertions(+), 1192 deletions(-)</w:t>
             </w:r>
           </w:p>
@@ -488,13 +466,6 @@
         <w:tc>
           <w:p>
             <w:r>
-              <w:t xml:space="preserve">dndl</w:t>
-            </w:r>
-          </w:p>
-        </w:tc>
-        <w:tc>
-          <w:p>
-            <w:r>
               <w:t xml:space="preserve">1 file changed, 13 insertions(+), 24 deletions(-)</w:t>
             </w:r>
           </w:p>
@@ -518,13 +489,6 @@
         <w:tc>
           <w:p>
             <w:r>
-              <w:t xml:space="preserve">.dfdsf</w:t>
-            </w:r>
-          </w:p>
-        </w:tc>
-        <w:tc>
-          <w:p>
-            <w:r>
               <w:t xml:space="preserve">1 file changed, 24 insertions(+), 13 deletions(-)</w:t>
             </w:r>
           </w:p>
@@ -542,13 +506,6 @@
           <w:p>
             <w:r>
               <w:t xml:space="preserve">배도훈 (dummy1027)</w:t>
-            </w:r>
-          </w:p>
-        </w:tc>
-        <w:tc>
-          <w:p>
-            <w:r>
-              <w:t xml:space="preserve">clean start</w:t>
             </w:r>
           </w:p>
         </w:tc>

--- a/연구일지/2026-04-11_연구일지.docx
+++ b/연구일지/2026-04-11_연구일지.docx
@@ -35,7 +35,7 @@
     <w:p>
       <w:pPr>
         <w:pStyle w:val="Heading2"/>
-        <w:spacing w:after="120" w:before="240"/>
+        <w:spacing w:after="140" w:before="280"/>
       </w:pPr>
       <w:r>
         <w:rPr>
@@ -76,7 +76,7 @@
           <w:sz w:val="22"/>
           <w:szCs w:val="22"/>
         </w:rPr>
-        <w:t xml:space="preserve">연구 단계: 프로젝트 초기 구축 단계</w:t>
+        <w:t xml:space="preserve">연구 단계: 프로젝트 초기 셋업</w:t>
       </w:r>
     </w:p>
     <w:p>
@@ -146,7 +146,7 @@
     <w:p>
       <w:pPr>
         <w:pStyle w:val="Heading2"/>
-        <w:spacing w:after="120" w:before="240"/>
+        <w:spacing w:after="140" w:before="280"/>
       </w:pPr>
       <w:r>
         <w:rPr>
@@ -155,25 +155,25 @@
           <w:sz w:val="28"/>
           <w:szCs w:val="28"/>
         </w:rPr>
-        <w:t xml:space="preserve">2. 연구 활동 요약</w:t>
-      </w:r>
-    </w:p>
-    <w:p>
-      <w:pPr>
-        <w:spacing w:after="120"/>
-      </w:pPr>
-      <w:r>
-        <w:rPr>
-          <w:sz w:val="22"/>
-          <w:szCs w:val="22"/>
-        </w:rPr>
-        <w:t xml:space="preserve">React + Vite 기반 프론트엔드 골격과 Node.js 서버의 초기 환경을 구축하였다. 데이터베이스 초기 스키마(DATABASE_SETUP.sql), 환경 변수 예시 파일(.env.example), ESLint 설정, 정적 자산(favicon, hero 이미지 등)을 도입하여 협업 가능한 베이스라인을 확보하였다. 서버 라우팅 코드의 작성·롤백을 반복하며 서버 구조 결정에 시행착오를 거쳤다.</w:t>
+        <w:t xml:space="preserve">2. 오늘의 목표</w:t>
+      </w:r>
+    </w:p>
+    <w:p>
+      <w:pPr>
+        <w:spacing w:after="140" w:line="320"/>
+      </w:pPr>
+      <w:r>
+        <w:rPr>
+          <w:sz w:val="22"/>
+          <w:szCs w:val="22"/>
+        </w:rPr>
+        <w:t xml:space="preserve">우리(이현준, 배도훈)가 만들기로 한 C언어 학습 사이트 "Paradox"의 기본 골격을 깃허브에 올리는 것을 목표로 했다. 프론트는 React + Vite, 백엔드는 Node.js + Express, 데이터는 추후 Supabase에 올릴 계획이라 우선 빈 껍데기와 환경 파일을 준비하기로 했다.</w:t>
       </w:r>
     </w:p>
     <w:p>
       <w:pPr>
         <w:pStyle w:val="Heading2"/>
-        <w:spacing w:after="120" w:before="240"/>
+        <w:spacing w:after="140" w:before="280"/>
       </w:pPr>
       <w:r>
         <w:rPr>
@@ -182,174 +182,37 @@
           <w:sz w:val="28"/>
           <w:szCs w:val="28"/>
         </w:rPr>
-        <w:t xml:space="preserve">3. 정보영재성 관찰 (영재성 기준별 정리)</w:t>
-      </w:r>
-    </w:p>
-    <w:p>
-      <w:pPr>
-        <w:spacing w:after="120"/>
-      </w:pPr>
-      <w:r>
-        <w:rPr>
-          <w:sz w:val="22"/>
-          <w:szCs w:val="22"/>
-        </w:rPr>
-        <w:t xml:space="preserve">한국과학기술원/정보영재원의 영재성 판별 기준(창의성·문제해결력·과제집착력·전문성·협업)에 준하여 본 일자의 활동을 다음과 같이 정리한다.</w:t>
-      </w:r>
-    </w:p>
-    <w:tbl>
-      <w:tblPr>
-        <w:tblW w:type="pct" w:w="100%"/>
-        <w:tblBorders>
-          <w:top w:val="single" w:color="auto" w:sz="4"/>
-          <w:left w:val="single" w:color="auto" w:sz="4"/>
-          <w:bottom w:val="single" w:color="auto" w:sz="4"/>
-          <w:right w:val="single" w:color="auto" w:sz="4"/>
-          <w:insideH w:val="single" w:color="auto" w:sz="4"/>
-          <w:insideV w:val="single" w:color="auto" w:sz="4"/>
-        </w:tblBorders>
-      </w:tblPr>
-      <w:tblGrid>
-        <w:gridCol w:w="100"/>
-        <w:gridCol w:w="100"/>
-      </w:tblGrid>
-      <w:tr>
-        <w:tc>
-          <w:tcPr>
-            <w:tcW w:type="pct" w:w="30%"/>
-            <w:shd w:fill="E7E6E6" w:color="auto" w:val="clear"/>
-          </w:tcPr>
-          <w:p>
-            <w:r>
-              <w:rPr>
-                <w:b/>
-                <w:bCs/>
-              </w:rPr>
-              <w:t xml:space="preserve">평가 영역</w:t>
-            </w:r>
-          </w:p>
-        </w:tc>
-        <w:tc>
-          <w:tcPr>
-            <w:tcW w:type="pct" w:w="70%"/>
-            <w:shd w:fill="E7E6E6" w:color="auto" w:val="clear"/>
-          </w:tcPr>
-          <w:p>
-            <w:r>
-              <w:rPr>
-                <w:b/>
-                <w:bCs/>
-              </w:rPr>
-              <w:t xml:space="preserve">관찰 내용</w:t>
-            </w:r>
-          </w:p>
-        </w:tc>
-      </w:tr>
-      <w:tr>
-        <w:tc>
-          <w:p>
-            <w:r>
-              <w:rPr>
-                <w:b/>
-                <w:bCs/>
-              </w:rPr>
-              <w:t xml:space="preserve">창의성 (Creativity)</w:t>
-            </w:r>
-          </w:p>
-        </w:tc>
-        <w:tc>
-          <w:p>
-            <w:r>
-              <w:t xml:space="preserve">C언어 학습 플랫폼이라는 주제 아래 "Paradox"라는 독자적 브랜드명을 설정하고, 학습 + 커뮤니티 + 랭킹이 결합된 통합 플랫폼 구조를 기획하였다.</w:t>
-            </w:r>
-          </w:p>
-        </w:tc>
-      </w:tr>
-      <w:tr>
-        <w:tc>
-          <w:p>
-            <w:r>
-              <w:rPr>
-                <w:b/>
-                <w:bCs/>
-              </w:rPr>
-              <w:t xml:space="preserve">탐구·문제해결 (Inquiry &amp; Problem-solving)</w:t>
-            </w:r>
-          </w:p>
-        </w:tc>
-        <w:tc>
-          <w:p>
-            <w:r>
-              <w:t xml:space="preserve">Vite, React, Express, Supabase 등 다양한 기술 스택의 적합성을 검토하고 프로젝트에 맞는 조합을 선택하였다. 서버 라우팅 구조에서 두 차례의 수정·롤백(.dfdsf → dndl)을 통해 최적 구조를 탐색하였다.</w:t>
-            </w:r>
-          </w:p>
-        </w:tc>
-      </w:tr>
-      <w:tr>
-        <w:tc>
-          <w:p>
-            <w:r>
-              <w:rPr>
-                <w:b/>
-                <w:bCs/>
-              </w:rPr>
-              <w:t xml:space="preserve">협업·의사소통 (Collaboration)</w:t>
-            </w:r>
-          </w:p>
-        </w:tc>
-        <w:tc>
-          <w:p>
-            <w:r>
-              <w:t xml:space="preserve">깃허브 저장소를 통한 협업 기반을 마련하고 README.md를 작성하여 팀원이 동일한 환경에서 작업할 수 있도록 하였다.</w:t>
-            </w:r>
-          </w:p>
-        </w:tc>
-      </w:tr>
-      <w:tr>
-        <w:tc>
-          <w:p>
-            <w:r>
-              <w:rPr>
-                <w:b/>
-                <w:bCs/>
-              </w:rPr>
-              <w:t xml:space="preserve">지속성·자기주도성 (Persistence)</w:t>
-            </w:r>
-          </w:p>
-        </w:tc>
-        <w:tc>
-          <w:p>
-            <w:r>
-              <w:t xml:space="preserve">단일 일자에 약 4,000행 규모의 베이스라인을 구축하기 위해 16개 파일에 걸친 대규모 초기 정비를 수행하였다.</w:t>
-            </w:r>
-          </w:p>
-        </w:tc>
-      </w:tr>
-      <w:tr>
-        <w:tc>
-          <w:p>
-            <w:r>
-              <w:rPr>
-                <w:b/>
-                <w:bCs/>
-              </w:rPr>
-              <w:t xml:space="preserve">전문성·지식활용 (Expertise)</w:t>
-            </w:r>
-          </w:p>
-        </w:tc>
-        <w:tc>
-          <w:p>
-            <w:r>
-              <w:t xml:space="preserve">Vite 빌드 시스템, ESLint 정적 분석, React 19, SQL 스키마 설계에 대한 종합적 이해를 바탕으로 프로젝트 골격을 설계하였다.</w:t>
-            </w:r>
-          </w:p>
-        </w:tc>
-      </w:tr>
-    </w:tbl>
+        <w:t xml:space="preserve">3. 진행 과정 및 사고</w:t>
+      </w:r>
+    </w:p>
+    <w:p>
+      <w:pPr>
+        <w:spacing w:after="140" w:line="320"/>
+      </w:pPr>
+      <w:r>
+        <w:rPr>
+          <w:sz w:val="22"/>
+          <w:szCs w:val="22"/>
+        </w:rPr>
+        <w:t xml:space="preserve">먼저 Vite로 React 프로젝트를 만들었다. 처음에는 왜 Create React App을 안 쓰고 Vite를 쓰는지 잘 몰랐는데, 직접 돌려보니 dev 서버 시작 시간이 0.1초 수준으로 빨라서 그 차이를 체감했다. 이유를 찾아보니 Vite는 번들링을 미리 하지 않고 ES 모듈을 그대로 브라우저에 던져준다는 점이 핵심이었다. 이 구조면 코드가 커져도 빌드 속도가 거의 안 늘어날 것 같아서 우리 프로젝트에 적합하다고 판단했다.</w:t>
+      </w:r>
+    </w:p>
+    <w:p>
+      <w:pPr>
+        <w:spacing w:after="140" w:line="320"/>
+      </w:pPr>
+      <w:r>
+        <w:rPr>
+          <w:sz w:val="22"/>
+          <w:szCs w:val="22"/>
+        </w:rPr>
+        <w:t xml:space="preserve">그 다음에 server.js의 라우팅을 짜보았는데, 한 번에 잘 안 되어서 두 번 정도 코드를 다시 썼다(13행 빼고 24행 다시, 다시 24행 빼고 13행 다시). 처음에는 모든 요청을 한 핸들러에 몰아넣었는데, 그렇게 하면 나중에 라우트가 늘어났을 때 if문이 끝없이 길어질 것 같아서 결국 라우트별로 분리하는 방식으로 정착했다. DATABASE_SETUP.sql에는 일단 사용자 테이블과 게시글 테이블의 기본 컬럼만 정의해두었다.</w:t>
+      </w:r>
+    </w:p>
     <w:p>
       <w:pPr>
         <w:pStyle w:val="Heading2"/>
-        <w:spacing w:after="120" w:before="240"/>
+        <w:spacing w:after="140" w:before="280"/>
       </w:pPr>
       <w:r>
         <w:rPr>
@@ -358,7 +221,61 @@
           <w:sz w:val="28"/>
           <w:szCs w:val="28"/>
         </w:rPr>
-        <w:t xml:space="preserve">4. 커밋 상세</w:t>
+        <w:t xml:space="preserve">4. 알게 된 것</w:t>
+      </w:r>
+    </w:p>
+    <w:p>
+      <w:pPr>
+        <w:spacing w:after="140" w:line="320"/>
+      </w:pPr>
+      <w:r>
+        <w:rPr>
+          <w:sz w:val="22"/>
+          <w:szCs w:val="22"/>
+        </w:rPr>
+        <w:t xml:space="preserve">"빌드 도구마다 사용 시점이 다르다"는 것을 처음으로 손에 잡히게 이해했다. 또 깃에서 코드를 두 번 다시 쓴 경험을 통해, 한 번에 완벽하게 짜려고 하는 것보다 일단 동작하는 버전을 만들고 다시 다듬는 편이 결과적으로 더 빠르다는 점을 배웠다. README.md를 처음 써본 것도 의미가 있었다 — 미래의 나(혹은 팀원)가 이 코드를 다시 열었을 때 무엇부터 봐야 하는지 적어두는 것이 협업의 시작이라는 걸 느꼈다.</w:t>
+      </w:r>
+    </w:p>
+    <w:p>
+      <w:pPr>
+        <w:pStyle w:val="Heading2"/>
+        <w:spacing w:after="140" w:before="280"/>
+      </w:pPr>
+      <w:r>
+        <w:rPr>
+          <w:b/>
+          <w:bCs/>
+          <w:sz w:val="28"/>
+          <w:szCs w:val="28"/>
+        </w:rPr>
+        <w:t xml:space="preserve">5. 다음에 할 일</w:t>
+      </w:r>
+    </w:p>
+    <w:p>
+      <w:pPr>
+        <w:spacing w:after="140" w:line="320"/>
+      </w:pPr>
+      <w:r>
+        <w:rPr>
+          <w:sz w:val="22"/>
+          <w:szCs w:val="22"/>
+        </w:rPr>
+        <w:t xml:space="preserve">의존성을 더 채워 넣고, Supabase 키를 .env에 넣어서 실제 DB 연결을 시도해 봐야겠다. 다만 학교 일정 때문에 한동안 손을 못 댈 것 같다.</w:t>
+      </w:r>
+    </w:p>
+    <w:p>
+      <w:pPr>
+        <w:pStyle w:val="Heading2"/>
+        <w:spacing w:after="140" w:before="280"/>
+      </w:pPr>
+      <w:r>
+        <w:rPr>
+          <w:b/>
+          <w:bCs/>
+          <w:sz w:val="28"/>
+          <w:szCs w:val="28"/>
+        </w:rPr>
+        <w:t xml:space="preserve">6. 커밋 기록</w:t>
       </w:r>
     </w:p>
     <w:tbl>
@@ -521,7 +438,7 @@
     <w:p>
       <w:pPr>
         <w:pStyle w:val="Heading2"/>
-        <w:spacing w:after="120" w:before="240"/>
+        <w:spacing w:after="140" w:before="280"/>
       </w:pPr>
       <w:r>
         <w:rPr>
@@ -530,7 +447,7 @@
           <w:sz w:val="28"/>
           <w:szCs w:val="28"/>
         </w:rPr>
-        <w:t xml:space="preserve">5. 산출물 (스크린샷)</w:t>
+        <w:t xml:space="preserve">7. 산출물 (작업 결과 화면)</w:t>
       </w:r>
     </w:p>
     <w:p>
@@ -592,7 +509,7 @@
           <w:sz w:val="18"/>
           <w:szCs w:val="18"/>
         </w:rPr>
-        <w:t xml:space="preserve">[그림] github_main — 본 일자 작업의 결과로 동작 중인 페이지 (Puppeteer 자동 캡쳐, C:\Users\USER\LasLasgang\nine-tailed-fox\연구일지\screenshots\github_main.png)</w:t>
+        <w:t xml:space="preserve">[그림] github_main — 본 일자 작업의 결과로 동작 중인 페이지 (Puppeteer 자동 캡쳐)</w:t>
       </w:r>
     </w:p>
     <w:p>
@@ -654,34 +571,7 @@
           <w:sz w:val="18"/>
           <w:szCs w:val="18"/>
         </w:rPr>
-        <w:t xml:space="preserve">[그림] home — 본 일자 작업의 결과로 동작 중인 페이지 (Puppeteer 자동 캡쳐, C:\Users\USER\LasLasgang\nine-tailed-fox\연구일지\screenshots\home.png)</w:t>
-      </w:r>
-    </w:p>
-    <w:p>
-      <w:pPr>
-        <w:pStyle w:val="Heading2"/>
-        <w:spacing w:after="120" w:before="240"/>
-      </w:pPr>
-      <w:r>
-        <w:rPr>
-          <w:b/>
-          <w:bCs/>
-          <w:sz w:val="28"/>
-          <w:szCs w:val="28"/>
-        </w:rPr>
-        <w:t xml:space="preserve">6. 비고</w:t>
-      </w:r>
-    </w:p>
-    <w:p>
-      <w:pPr>
-        <w:spacing w:after="120"/>
-      </w:pPr>
-      <w:r>
-        <w:rPr>
-          <w:sz w:val="22"/>
-          <w:szCs w:val="22"/>
-        </w:rPr>
-        <w:t xml:space="preserve">커밋 메시지 "ㅈㄴ힘들다"에서 보이듯, 초기 셋업의 난이도를 체감하면서도 베이스라인을 완성하였다. 이후 약 24일간 활동이 단속되며 다음 활동은 05-05에 재개된다.</w:t>
+        <w:t xml:space="preserve">[그림] home — 본 일자 작업의 결과로 동작 중인 페이지 (Puppeteer 자동 캡쳐)</w:t>
       </w:r>
     </w:p>
     <w:p>
@@ -696,7 +586,7 @@
           <w:sz w:val="20"/>
           <w:szCs w:val="20"/>
         </w:rPr>
-        <w:t xml:space="preserve">— 작성: 이현준 · 배도훈 공동 연구원</w:t>
+        <w:t xml:space="preserve">— 작성: 이현준 · 배도훈 (공동 작성)</w:t>
       </w:r>
     </w:p>
     <w:sectPr>
